--- a/example_articles/states/Wyoming/2.states_Wyoming_New_York_Times.docx
+++ b/example_articles/states/Wyoming/2.states_Wyoming_New_York_Times.docx
@@ -29,17 +29,17 @@
     </w:p>
     <w:p>
       <w:r>
-        <w:t>Source File: NYT/49.DOCX</w:t>
+        <w:t>Source file: NYT/49.DOCX</w:t>
       </w:r>
     </w:p>
     <w:p>
       <w:r>
-        <w:t>Raw locations result: ['Wyoming']</w:t>
+        <w:t>Raw locations result, 'locations': ['Wyoming']</w:t>
       </w:r>
     </w:p>
     <w:p>
       <w:r>
-        <w:t>states_stand_flat (Standardized): Wyoming</w:t>
+        <w:t>Standardized locations result, 'states_stand_flat': Wyoming</w:t>
       </w:r>
     </w:p>
     <w:p>

--- a/example_articles/states/Wyoming/2.states_Wyoming_New_York_Times.docx
+++ b/example_articles/states/Wyoming/2.states_Wyoming_New_York_Times.docx
@@ -7,9 +7,7 @@
         <w:pStyle w:val="Heading1"/>
       </w:pPr>
       <w:r>
-        <w:t>Sao Paulo Journal;</w:t>
-        <w:br/>
-        <w:t>Rich Brazilians Rise Above Rush-Hour Jams</w:t>
+        <w:t>The Dark Side of Guzzling Energy</w:t>
       </w:r>
     </w:p>
     <w:p>
@@ -19,17 +17,17 @@
     </w:p>
     <w:p>
       <w:r>
-        <w:t>Date: 2000-02-15</w:t>
+        <w:t>Date: 2008-05-01</w:t>
       </w:r>
     </w:p>
     <w:p>
       <w:r>
-        <w:t>Section: Section A; ; Section A; Page 1; Column 2; Foreign Desk ; Column 2;</w:t>
+        <w:t>Section: Section F; Column 0; House &amp; Home/Style Desk; Pg. 1; AT HOME WITH ALEXANDRA FULLER</w:t>
       </w:r>
     </w:p>
     <w:p>
       <w:r>
-        <w:t>Source file: NYT/49.DOCX</w:t>
+        <w:t>Source file: NYT/44.DOCX</w:t>
       </w:r>
     </w:p>
     <w:p>
@@ -51,73 +49,57 @@
     </w:p>
     <w:p>
       <w:r>
-        <w:t>At night the skyline in this city of 16 million is a dazzling display of lights that can easily remind visitors of Manhattan.</w:t>
+        <w:t>ALEXANDRA FULLER has two homes that are 60 miles -- and a world -- apart.</w:t>
         <w:br/>
-        <w:t>But something is different. Many of the lights are moving.</w:t>
+        <w:t xml:space="preserve">  One is in Wilson, Wyo., a village just outside the mountain resort town of Jackson. It is tucked into a steep hillside, a stone's throw from the steep two-lane highway that climbs over the rugged Teton Mountains to Idaho. </w:t>
         <w:br/>
-        <w:t>The skies of Sao Paulo, Latin America's financial capital and the richest big city in the developing world, are filled with helicopters.</w:t>
+        <w:t xml:space="preserve">  It is here that Ms. Fuller has what she calls the good life, Rocky Mountain style. After she serves a dinner of tender Montana lamb and roasted potato, she settles into a sofa in front of a roaring fire in her 2,500-square-foot home, where she strokes her dogs; Tanq, a Labrador, and Bertie and Dilly, two corgis. Two of her three children, Sarah, 14, and Cecily, 2, are at home; Fuller, 11, is at a sleepover. In their free time the family can go out cross-country skiing or river rafting. </w:t>
         <w:br/>
-        <w:t>Like a fleet of airborne limousines, the helicopters are increasingly used by privileged Paulistanos to commute, attend meetings, even run errands and go to church. Helicopter landing pads are now standard features of many of Sao Paulo's guarded residential compounds and high-rise roofs.</w:t>
+        <w:t xml:space="preserve">  Ms. Fuller, 39, whom everyone calls Bo, is a writer best known for her first book, ''Don't Let's Go to the Dogs Tonight: An African Childhood'' (Random House, 2003), a painful memoir of growing up in Rhodesia during the civil war. Whenever she finds it tough to write, Ms. Fuller gets on her Arabian horse, Sunday, and heads into the pine-draped mountains with her dogs. </w:t>
         <w:br/>
-        <w:t>Illustrating what may be a Blade Runner-esque glimpse of the future in metropolises where rich and poor are crammed together, helicopters are the vehicle of choice for more than just their convenience. Many of the roads here are hopelessly clogged with traffic. Carjackings, kidnappings of executives and roadside robberies have become a part of the risks of daily life for anyone perceived to have money.</w:t>
+        <w:t xml:space="preserve">  ''There's something soothing about hearing a horse whinny and swish her tail,'' she said. ''You leave on a ride with all the noise in your head and at the end things have quieted down and I have the best way and the most poetic way to write the passage.''</w:t>
         <w:br/>
-        <w:t>So the demand for private helicopters in Sao Paulo has turned the city into one of the most vibrant markets for helicopter dealers.</w:t>
+        <w:t xml:space="preserve">  But there is a nearby world that obsesses her, a world she finds unsettling. She and her husband, Charlie Ross, a real-estate broker, recently built a one-room log cabin in Sublette County, more rural and far less rarefied. It offers an expansive, soul-stirring view of the extraordinary Wind River Range and the high plains -- but at the same time a window into what she considers Wyoming's destruction by the development of gas and oil fields.  </w:t>
         <w:br/>
-        <w:t>For pilots, navigating the city by air is like flying through an endless concrete maze. "My favorite time to fly is at night, because the sensation is equaled only in movies or in dreams," said Moacir da Silva, the president of the Sao Paulo Helicopter Pilots Association. "The lights are everywhere, as if I were flying within a Christmas tree."</w:t>
+        <w:t xml:space="preserve">  ''I fell in love with Wyoming because it reminded me of Africa,'' she said. ''It's beautiful, but a harsh environment and it's tough to make a living.'' </w:t>
         <w:br/>
-        <w:t>At 400 and growing, the total fleet of private helicopters in Sao Paulo is the biggest of any city in the developing world. Although the fleets in New York and Tokyo are larger, the helicopters in those cities are owned mostly by corporations, not rich individuals.</w:t>
+        <w:t xml:space="preserve">  The vast differences between her two homes and the land they occupy inspired her newest book, ''The Legend of Colton H. Bryant,'' due to be released next week by Penguin Press. The book is based on the true story of one young man's life and death working as a roughneck in the oil fields in Sublette County, one of the most active areas for oil and gas exploration and drilling in the country. The book grew out of an article she wrote for the New Yorker in 2007 called ''Boomtown Blues.'' </w:t>
         <w:br/>
-        <w:t>Moreover, the growth of the Sao Paulo fleet has quickened in recent years, even with the slowdown in Brazil's economy after the currency devaluation crisis a year ago.</w:t>
+        <w:t xml:space="preserve">  The book is part of her effort to bridge the gulf between her homes in two very different parts of the state. She feels that like many Americans, the people in Teton County  -- which includes Jackson  -- do not understand what it takes to feed the country's  seemingly insatiable demand for energy. </w:t>
         <w:br/>
-        <w:t>While Brazil's economy grew less than 1 percent in 1999, the nation's helicopter fleet rose more than 7 percent, to nearly 800. Most of that growth was here.</w:t>
+        <w:t xml:space="preserve">  ''Most people don't know what goes on in an oil field,'' she said. ''It's a war landscape. Those boys are out there 24 hours, even when it's 50 below and the wind is blowing sideways.'' </w:t>
         <w:br/>
-        <w:t>"Sao Paulo commands the most favorable characteristics of any city in the world for the civil helicopter industry," said Fabrice Cagnat, the president of the Brazilian subsidiary of Eurocopter, a venture between DaimlerChrysler and Aerospatiale of France.</w:t>
+        <w:t xml:space="preserve">  After a day in and around Jackson, with its mega-mansions built by the super wealthy, including some from the energy industry such as Vice President Dick Cheney, Ms. Fuller offered a tour of the other Wyoming, the grit and beauty and working-class economy of Sublette County. ''We'll take a look at the sausage factory,'' she said as she packed her skis for the trip. </w:t>
         <w:br/>
-        <w:t>The most favorable is the traffic, a byproduct of Sao Paulo's haphazard expansion in recent decades as millions of migrants from poorer parts of Brazil moved here in search of work. Roads were never sufficiently expanded to accommodate the swelling population. Subway lines can barely handle a fraction of the residents, and an efficient freeway system remains a distant dream.</w:t>
+        <w:t xml:space="preserve">  On a brilliantly sunny day, on a sweeping landscape of glittering, snow-covered plains and mountains, we parked the car along the road and headed out on a three-mile cross-country schuss on snow so deep it buried the fence posts. The route was fairly flat until the end, when it ascended through pristine, trackless snow in a grove of lodgepole pine and aspen that camouflaged her cabin. </w:t>
         <w:br/>
-        <w:t>With the city's crazy-quilt layout that is part Los Angeles, because of sheer horizontal breadth, and part Manhattan, because skyscrapers are so numerous, navigating by car is daunting.</w:t>
+        <w:t xml:space="preserve">  Ms. Fuller opened the cabin for the first time in weeks. When the road is open she spends weeks at a time at the cabin, but in winter, she uses it less because access is difficult.  Ms. Fuller said she wrote much of the book there on a laptop in her bed, covers pulled up, a box of tissues on the table next to her. ''I cried a lot as I wrote,'' she explained. </w:t>
         <w:br/>
-        <w:t>"Money is time, and the time lost in traffic is substantial," said Marco Antonio Audi, the Brazil representative for Robinson Helicopters, which is based in Torrance, Calif.</w:t>
+        <w:t xml:space="preserve">  After a lunch of fruit and bread at small table in the main room that is living room, dining room and kitchen, Ms. Fuller put on her skis and headed out. She paused in front of her home at the crest of the hill and looked out over the prairie that rises up to the mountains known as the Winds. She said that the view was bound to change. </w:t>
         <w:br/>
-        <w:t>The use of helicopters to avoid traffic has grown to the point where some people use their choppers to commute daily to work or to retreat to their country estates or beach homes every few days.</w:t>
+        <w:t xml:space="preserve">  ''It's all been leased,'' she said. ''It's all slated for oil and gas development.''</w:t>
         <w:br/>
-        <w:t>"One member of my congregation regularly comes to Sabbath service by helicopter to escape the horrendous Friday night traffic," said Henry Sobel, the senior rabbi of Sao Paulo's largest synagogue.</w:t>
+        <w:t xml:space="preserve">  Later we drove past the tiny town of Pinedale, and across public land, where towering steel oil derricks flying American flags slice into the blue sky and a natural landscape once full of antelope, jackrabbits and sagebrush is now a vast industrial landscape. White pickup trucks raise clouds of dust and fierce winds blow tumbleweeds across prairie scraped to bare dirt by bulldozers. </w:t>
         <w:br/>
-        <w:t>The most affordable and best-selling helicopter in Brazil is the Robinson R44, which can comfortably seat three or four people. It costs about $380,000, or roughly 90 times the average annual income of a Sao Paulo resident. Another popular model is the Bell 407, which seats as many as seven people and costs about $1.5 million.</w:t>
+        <w:t xml:space="preserve">  Biologists say that this development could destroy the antelope migration from outside Pinedale to Yellowstone National Park, hundreds of miles north, now the longest overland mammal migration in the Lower 48. </w:t>
         <w:br/>
-        <w:t>"Why settle for an armored BMW when you can afford a helicopter?" said Eric Wasson, a Latin American sales representative for Bell Helicopter of Fort Worth, Tex.</w:t>
+        <w:t xml:space="preserve">  On some days this formerly pristine part of Wyoming has air pollution levels that exceed federal standards for human health, and the clear Western sky is sometimes marred by a brown cloud.</w:t>
         <w:br/>
-        <w:t>The helicopters of Sao Paulo are not universally admired. Critics consider them an obscene barometer of the financial power enjoyed by the affluent few in a sea of poverty. According to the World Bank, Brazil's richest 10 percent control more than 50 percent of the country's wealth while the poorest 10 percent control less than 1 percent.</w:t>
+        <w:t xml:space="preserve">  Wyoming is under assault here, Ms. Fuller said, standing on a road buffeted by the infamous high plains wind.  She believes people are being used by the energy industry. In the past several years, dozens of workers have died on the rigs around the West. </w:t>
         <w:br/>
-        <w:t>It is easier for a wealthy person to buy a helicopter than it is for a working-class person to buy a car. Rich Paulistanos have access to financing that often is substantially cheaper than domestic lending rates, and more financing options are emerging. Debis, the financing arm of DaimlerChrysler, recently opened an office here that will largely focus on helicopter deals.</w:t>
+        <w:t xml:space="preserve">  ''Throwing warm beating hearts at a failed energy policy is a tragedy, whether it's the war or the  oil fields,'' Ms. Fuller said.  ''The jobs are a good thing. But going after it so frantically and doing so much damage is wrong.'' </w:t>
         <w:br/>
-        <w:t>The contrasts are not lost on the vast majority of people in Sao Paulo who cannot afford a helicopter.</w:t>
+        <w:t xml:space="preserve">  The cruel and beautiful landscape here reminds her of her childhood.  She was born into white Rhodesia and came of age during the war for independence by the black majority, who renamed it Zimbabwe. By the age of 6, she said, she had learned how to use an Uzi submachine gun and knew the basics of first aid. She suffered the ordeal of her baby sister drowning, an older brother who died of meningitis and another who died in infancy; she says the cause of death was being born in Africa.</w:t>
         <w:br/>
-        <w:t>"One of the contradictions of the Brazilian character is the capacity for great warmth to coexist with an extreme individualism," said Renato Janine Ribeiro, a professor of political philosophy at the University of Sao Paulo. "The desire for a helicopter is a result of a complete lack of concern for other people."</w:t>
+        <w:t xml:space="preserve">  Now she considers herself a messenger who must bear witness to what she sees as the war on the land, with its natural and human casualties. </w:t>
         <w:br/>
-        <w:t>Others see the helicopters as a symbol of a worsening class distinction in Brazil.</w:t>
+        <w:t xml:space="preserve">  ''I travel between these worlds. I couldn't leave the oil field behind when I came home to Teton County,'' she said. It has been hard, Ms. Fuller allows, to tell her friends about the other Wyoming. ''I can't talk about my childhood, I can't talk about the war, and its hard to talk about what's going on in the oil field. That's why I wrote the book.'' </w:t>
         <w:br/>
-        <w:t>"That there is an archipelago of wealthy consumers that is able to use helicopters just as their counterparts do in Manhattan or Bombay or wherever doesn't surprise me," said Jorge Wilheim, an urban planner. "But the ocean of people surrounding this archipelago should be getting the transportation services they need, and they are not."</w:t>
+        <w:t xml:space="preserve">  Kaylee Bryant, the mother of Colton, the book's subject, is pleased with Ms. Fuller's take on Wyoming and her family. ''She hit it pretty doggone close,'' said Ms. Bryant, who works in a school cafeteria in Evanston. Her husband and surviving son are still roughnecks. ''She even hit Colton's personality close, for never having met him.''</w:t>
         <w:br/>
-        <w:t>Compared with the several hundred people in the city who are able to commute by helicopter, about 3.7 million residents resort to the city's precarious bus system each day, according to municipal figures. Riding the city's 10,400 buses is not only uncomfortable but often dangerous, because of the high risk of muggings. So unlicensed minivans have grown popular as a way to get around.</w:t>
+        <w:t xml:space="preserve">  ''Rather than write in the rhetoric of conflict, she's chosen to tell a story of one young man,'' said Terry Tempest Williams, a neighbor of Ms. Fuller in Wilson, who has long written about the West. ''That's much more powerful because it touches our humanity.''</w:t>
         <w:br/>
-        <w:t>Earlier this month, when three people were killed and eight injured when a minivan driver fled from the police and hit a tree, one newspaper said in a front-page editorial, "No one controls the city."</w:t>
-        <w:br/>
-        <w:t>While travel on the ground remains quite dangerous, there have been few accidents involving helicopters in the city.</w:t>
-        <w:br/>
-        <w:t>Mr. Wilheim said Sao Paulo would need to extend its subway by six miles each year in the next decade for the public transportation system to approach those of Paris or New York. Yet there is little impetus from the authorities to make such plans when spending is restricted. A result of Sao Paulo's lackadaisical approach to public transportation is an assault on the ears of residents.</w:t>
-        <w:br/>
-        <w:t>In some parts of the city, the honking horns of bottlenecks and sirens of police vehicles weaving through traffic is joined by the almost incessant sound of helicopters whizzing by. The Sao Paulo Helicopter Pilots Association says about 100 helicopters fly above the city at any given time during the day.</w:t>
-        <w:br/>
-        <w:t>"I can't stand helicopters," said Paula Doria, a 21-year-old student, "because I live next to an apartment building with a heliport, and the noise is incredible." Still, she said, "If I had enough money to buy a helicopter I would, because it's a way to escape from crime."</w:t>
-        <w:br/>
-        <w:t>Visually, the helicopter traffic is an added feature that can make some of Sao Paulo's more crowded districts, already adorned with huge television advertising screens and multilingual billboards, resemble a scene from "Blade Runner," the 1982 movie about a rain-soaked, futuristic Los Angeles.</w:t>
-        <w:br/>
-        <w:t>Just as a wealthy elite seeks private-sector solutions for its problems in "Blade Runner," Sao Paulo's powerful are increasingly turning to private companies for services normally in the public sphere, like security, education and transportation.</w:t>
-        <w:br/>
-        <w:t>James Thurston Lynch, a former banker at Chase Manhattan, understands this well. Mr. Lynch, a Brazilian who now has his own investment firm, plans to buy 100 helicopters for a part ownership program similar to the system that people use to share private jets in the United States.</w:t>
-        <w:br/>
-        <w:t>Mr. Lynch, who intends to sign up 1,000 people to buy shares in his fleet, said, "I hope to democratize use of the helicopter."</w:t>
+        <w:t xml:space="preserve">  It is critical, Ms. Fuller said, that people know who to blame. ''Teton County has ahuge carbon footprint with heated driveways, roofs and huge houses heated all winter long with no one in them,'' she said. ''I don't see this as something the roughnecks or the oil companies or the administration alone is doing. It's something we're all doing.''</w:t>
         <w:br/>
         <w:br/>
         <w:t>http://www.nytimes.com</w:t>
@@ -128,64 +110,9 @@
         <w:br/>
         <w:t xml:space="preserve"> </w:t>
         <w:br/>
-        <w:t>Photo: A hangar in Sao Paulo is crowded with private helicopters. Like bats, the copters often fill the sky after dark. (Dario Lopez-Mills for The New York Times)</w:t>
+        <w:t>PHOTOS: WARMTH: ''I fell in love with Wyoming because it reminded me of Africa,'' the writer Alexandra Fuller says. ''It's beautiful, but a harsh environment.'' (PHOTOGRAPH BY DAVID J. SWIFT FOR THE NEW YORK TIMES) (pg.F1)</w:t>
         <w:br/>
-        <w:t xml:space="preserve"> </w:t>
-        <w:br/>
-        <w:t>Chart: "KEEPING TRACK: Flying the Family Helicopter"</w:t>
-        <w:br/>
-        <w:t>Wealthy Brazilians in Sao Paulo are using private helicopters to avoid traffic, making the city's total helicopter fleet the third-largest worldwide, after New York and Tokyo. Here is a look at the most affordable and best-selling model in Brazil.</w:t>
-        <w:br/>
-        <w:t xml:space="preserve"> </w:t>
-        <w:br/>
-        <w:t>R44 Raven Helicopter</w:t>
-        <w:br/>
-        <w:t>GROSS WEIGHT: 2,400 lbs.</w:t>
-        <w:br/>
-        <w:t>HEIGHT: 10.75 feet</w:t>
-        <w:br/>
-        <w:t>LENGTH: 38.25 feet</w:t>
-        <w:br/>
-        <w:t>PASSENGERS: 3 to 4</w:t>
-        <w:br/>
-        <w:t>CRUISE SPEED: 130 m.p.h.</w:t>
-        <w:br/>
-        <w:t>MAXIMUM RANGE: About 400 miles</w:t>
-        <w:br/>
-        <w:t>MAXIMUM ALTITUDE: 14,000 feet</w:t>
-        <w:br/>
-        <w:t>FUEL: 30.6 gallons</w:t>
-        <w:br/>
-        <w:t>COST: $294,000 and up</w:t>
-        <w:br/>
-        <w:t xml:space="preserve"> </w:t>
-        <w:br/>
-        <w:t>STANDARD FEATURES</w:t>
-        <w:br/>
-        <w:t>Baggage compartments</w:t>
-        <w:br/>
-        <w:t>Carpeting</w:t>
-        <w:br/>
-        <w:t>Tinted windows</w:t>
-        <w:br/>
-        <w:t>Cabin heater and defogger</w:t>
-        <w:br/>
-        <w:t>Intercom system</w:t>
-        <w:br/>
-        <w:br/>
-        <w:t>OPTIONAL FEATURES</w:t>
-        <w:br/>
-        <w:t>Leather seats</w:t>
-        <w:br/>
-        <w:t>Fire extinguisher</w:t>
-        <w:br/>
-        <w:t>Bubble door windows</w:t>
-        <w:br/>
-        <w:t>Headsets for each seat</w:t>
-        <w:br/>
-        <w:t>(Source: Robinson Helicopter)</w:t>
-        <w:br/>
-        <w:t>(pg. A4)</w:t>
+        <w:t xml:space="preserve"> THE TWO WYOMINGS: Skiing near her cabin, Alexandra Fuller, left, revels in the unspoiled Wyoming landscape. But  she worries about the impact of the development of oil fields and gas mines, below. (PHOTOGRAPHS BY DAVID J. SWIFT FOR THE NEW YORK TIMES) (pg.F6)</w:t>
       </w:r>
     </w:p>
     <w:sectPr>

--- a/example_articles/states/Wyoming/2.states_Wyoming_New_York_Times.docx
+++ b/example_articles/states/Wyoming/2.states_Wyoming_New_York_Times.docx
@@ -7,7 +7,9 @@
         <w:pStyle w:val="Heading1"/>
       </w:pPr>
       <w:r>
-        <w:t>The Dark Side of Guzzling Energy</w:t>
+        <w:t>PRIVATE SECTOR;</w:t>
+        <w:br/>
+        <w:t>A Convert to the Cult of the Deal</w:t>
       </w:r>
     </w:p>
     <w:p>
@@ -17,17 +19,17 @@
     </w:p>
     <w:p>
       <w:r>
-        <w:t>Date: 2008-05-01</w:t>
+        <w:t>Date: 1999-05-23</w:t>
       </w:r>
     </w:p>
     <w:p>
       <w:r>
-        <w:t>Section: Section F; Column 0; House &amp; Home/Style Desk; Pg. 1; AT HOME WITH ALEXANDRA FULLER</w:t>
+        <w:t>Section: Section 3; ; Section 3; Page 2; Column 4; Money and Business/Financial Desk ; Column 4; ; Biography</w:t>
       </w:r>
     </w:p>
     <w:p>
       <w:r>
-        <w:t>Source file: NYT/44.DOCX</w:t>
+        <w:t>Source file: NYT/41.DOCX</w:t>
       </w:r>
     </w:p>
     <w:p>
@@ -49,57 +51,39 @@
     </w:p>
     <w:p>
       <w:r>
-        <w:t>ALEXANDRA FULLER has two homes that are 60 miles -- and a world -- apart.</w:t>
+        <w:t>ON May 10, a week before his company announced a $37 billion merger with Global Crossing Ltd., Solomon D. Trujillo, chairman and chief executive of U S West Inc., used lunch at a midtown Manhattan hotel to emphasize his familiar philosophy on corporate consolidation.</w:t>
         <w:br/>
-        <w:t xml:space="preserve">  One is in Wilson, Wyo., a village just outside the mountain resort town of Jackson. It is tucked into a steep hillside, a stone's throw from the steep two-lane highway that climbs over the rugged Teton Mountains to Idaho. </w:t>
+        <w:t>"There are some that believe that bigger is better," he said. "I'm not necessarily a subscriber to that theory. It is helpful, but it is not sufficient."</w:t>
         <w:br/>
-        <w:t xml:space="preserve">  It is here that Ms. Fuller has what she calls the good life, Rocky Mountain style. After she serves a dinner of tender Montana lamb and roasted potato, she settles into a sofa in front of a roaring fire in her 2,500-square-foot home, where she strokes her dogs; Tanq, a Labrador, and Bertie and Dilly, two corgis. Two of her three children, Sarah, 14, and Cecily, 2, are at home; Fuller, 11, is at a sleepover. In their free time the family can go out cross-country skiing or river rafting. </w:t>
+        <w:t>As telecommunications companies wheeled and dealt their way around him over the last few years, he repeatedly offered U S West investors that explanation for his aloofness. But when Mr. Trujillo, 47, announced his Global Crossing deal last week, he brought a new message, one that seemed borrowed from those rivals: "This merger brings together the first mile, the last mile and everything in between," he said in a news release. "It opens up a new world of advanced communications services to local customers across the globe."</w:t>
         <w:br/>
-        <w:t xml:space="preserve">  Ms. Fuller, 39, whom everyone calls Bo, is a writer best known for her first book, ''Don't Let's Go to the Dogs Tonight: An African Childhood'' (Random House, 2003), a painful memoir of growing up in Rhodesia during the civil war. Whenever she finds it tough to write, Ms. Fuller gets on her Arabian horse, Sunday, and heads into the pine-draped mountains with her dogs. </w:t>
+        <w:t>Mr. Trujillo's ability to shift his stance may be his strongest asset as he tries to change U S West, considered the small, slow-growing runt of the Baby Bell local phone family, into a global communications force. But so far his investors have reason to rue his newly aggressive style; both U S West and Global Crossing are down sharply from when news of their talks emerged.</w:t>
         <w:br/>
-        <w:t xml:space="preserve">  ''There's something soothing about hearing a horse whinny and swish her tail,'' she said. ''You leave on a ride with all the noise in your head and at the end things have quieted down and I have the best way and the most poetic way to write the passage.''</w:t>
+        <w:t>For one thing, as Mr. Trujillo's top lieutenants readily grant, investors are having a tough time figuring out who will be in charge. At least for now, Mr. Trujillo and Robert Annunziata, 50, Global Crossing's chief executive, intend to share the chairman's and chief executive's jobs at their merged company.</w:t>
         <w:br/>
-        <w:t xml:space="preserve">  But there is a nearby world that obsesses her, a world she finds unsettling. She and her husband, Charlie Ross, a real-estate broker, recently built a one-room log cabin in Sublette County, more rural and far less rarefied. It offers an expansive, soul-stirring view of the extraordinary Wind River Range and the high plains -- but at the same time a window into what she considers Wyoming's destruction by the development of gas and oil fields.  </w:t>
+        <w:t>"I think there are a lot of people not really understanding why we did this and how it's going to come together," said Joseph R. Zell, president of U S West's data networking unit. "I think they've gotten hung up on the dual-C.E.O. thing."</w:t>
         <w:br/>
-        <w:t xml:space="preserve">  ''I fell in love with Wyoming because it reminded me of Africa,'' she said. ''It's beautiful, but a harsh environment and it's tough to make a living.'' </w:t>
+        <w:t>In other deals, such cohabitation arrangements have often fallen apart soon after the ink was dry.</w:t>
         <w:br/>
-        <w:t xml:space="preserve">  The vast differences between her two homes and the land they occupy inspired her newest book, ''The Legend of Colton H. Bryant,'' due to be released next week by Penguin Press. The book is based on the true story of one young man's life and death working as a roughneck in the oil fields in Sublette County, one of the most active areas for oil and gas exploration and drilling in the country. The book grew out of an article she wrote for the New Yorker in 2007 called ''Boomtown Blues.'' </w:t>
+        <w:t>The records of the two chiefs are sharply distinct. Mr. Annunziata, one of the industry's leading deal makers, built Teleport Communications Group into a major alternative local phone company before selling it to AT&amp;T. Mr. Trujillo, meanwhile, has found himself running a laggard.</w:t>
         <w:br/>
-        <w:t xml:space="preserve">  The book is part of her effort to bridge the gulf between her homes in two very different parts of the state. She feels that like many Americans, the people in Teton County  -- which includes Jackson  -- do not understand what it takes to feed the country's  seemingly insatiable demand for energy. </w:t>
+        <w:t>Mr. Trujillo himself is anything but a laggard, answering the most challenging questions about himself and his business quickly and crisply, though some executives who have worked with him say his intelligence about his industry is not always matched by a deft managerial touch.</w:t>
         <w:br/>
-        <w:t xml:space="preserve">  ''Most people don't know what goes on in an oil field,'' she said. ''It's a war landscape. Those boys are out there 24 hours, even when it's 50 below and the wind is blowing sideways.'' </w:t>
+        <w:t>Over the last three years, two executive vice presidents have left U S West, as has the manager of consumer services in the United States. Their departure for new jobs at fast-growing data communications companies may be due in part to the skills they picked up because of Mr. Trujillo's strong focus on the Internet. But other industry executives, like Edward E. Whitacre Jr., the chairman of SBC Communications Inc., appear better able to inspire their employees' zeal.</w:t>
         <w:br/>
-        <w:t xml:space="preserve">  After a day in and around Jackson, with its mega-mansions built by the super wealthy, including some from the energy industry such as Vice President Dick Cheney, Ms. Fuller offered a tour of the other Wyoming, the grit and beauty and working-class economy of Sublette County. ''We'll take a look at the sausage factory,'' she said as she packed her skis for the trip. </w:t>
+        <w:t>SBC, in fact, has become one of the best performers among the Bells, while U S West is among the worst. But that gap is closing, and Mr. Trujillo's work ethic, described by Mr. Zell as his "superhuman requirements for minimal sleep," has played a major role.</w:t>
         <w:br/>
-        <w:t xml:space="preserve">  On a brilliantly sunny day, on a sweeping landscape of glittering, snow-covered plains and mountains, we parked the car along the road and headed out on a three-mile cross-country schuss on snow so deep it buried the fence posts. The route was fairly flat until the end, when it ascended through pristine, trackless snow in a grove of lodgepole pine and aspen that camouflaged her cabin. </w:t>
+        <w:t>Along with listing the usual corporate and civic achievements, Mr. Trujillo's official biography has Henry Cisneros, the former Secretary of Housing and Urban Development, calling him "the most important Hispanic in corporate America today."</w:t>
         <w:br/>
-        <w:t xml:space="preserve">  Ms. Fuller opened the cabin for the first time in weeks. When the road is open she spends weeks at a time at the cabin, but in winter, she uses it less because access is difficult.  Ms. Fuller said she wrote much of the book there on a laptop in her bed, covers pulled up, a box of tissues on the table next to her. ''I cried a lot as I wrote,'' she explained. </w:t>
+        <w:t>Mr. Trujillo and his aides readily ascribe his drive to his hardscrabble upbringing by his Mexican-American parents, Solomon and Theresa Trujillo. They moved from New Mexico to Cheyenne, Wyo., where Mr. Trujillo was born, as the elder Solomon followed his work as a laborer with the Union Pacific railroad. The son took his first job at age 8, selling newspapers.</w:t>
         <w:br/>
-        <w:t xml:space="preserve">  After a lunch of fruit and bread at small table in the main room that is living room, dining room and kitchen, Ms. Fuller put on her skis and headed out. She paused in front of her home at the crest of the hill and looked out over the prairie that rises up to the mountains known as the Winds. She said that the view was bound to change. </w:t>
+        <w:t>"Later I swept floors in a nickel-and-dime department store," Mr. Trujillo said on Thursday. "Washing dishes, sacking groceries, painted houses, moving furniture, washing dishes in college -- you name a job, I've probably done it."</w:t>
         <w:br/>
-        <w:t xml:space="preserve">  ''It's all been leased,'' she said. ''It's all slated for oil and gas development.''</w:t>
+        <w:t>Alluding to his working-class background, U S West executives like to describe Mr. Trujillo as "not your typical Bell company chairman." In fact, Mr. Trujillo, who began his communications career with Mountain Bell in 1974 as a white-collar business forecaster, had an easier start than some other phone company chiefs. Ivan G. Seidenberg, Bell Atlantic's chairman, and Mr. Whitacre began their careers with activities like splicing wires and hammering fence posts.</w:t>
         <w:br/>
-        <w:t xml:space="preserve">  Later we drove past the tiny town of Pinedale, and across public land, where towering steel oil derricks flying American flags slice into the blue sky and a natural landscape once full of antelope, jackrabbits and sagebrush is now a vast industrial landscape. White pickup trucks raise clouds of dust and fierce winds blow tumbleweeds across prairie scraped to bare dirt by bulldozers. </w:t>
+        <w:t>But Mr. Trujillo is unique among major communications executives in attributing his first job to affirmative action. In 1973, AT&amp;T, in a settlement with the Equal Employment Opportunity Commission, agreed to hire more members of minority groups. The next year, Mr. Trujillo graduated from the business school at the University of Wyoming, where he had also gone as an undergraduate.</w:t>
         <w:br/>
-        <w:t xml:space="preserve">  Biologists say that this development could destroy the antelope migration from outside Pinedale to Yellowstone National Park, hundreds of miles north, now the longest overland mammal migration in the Lower 48. </w:t>
-        <w:br/>
-        <w:t xml:space="preserve">  On some days this formerly pristine part of Wyoming has air pollution levels that exceed federal standards for human health, and the clear Western sky is sometimes marred by a brown cloud.</w:t>
-        <w:br/>
-        <w:t xml:space="preserve">  Wyoming is under assault here, Ms. Fuller said, standing on a road buffeted by the infamous high plains wind.  She believes people are being used by the energy industry. In the past several years, dozens of workers have died on the rigs around the West. </w:t>
-        <w:br/>
-        <w:t xml:space="preserve">  ''Throwing warm beating hearts at a failed energy policy is a tragedy, whether it's the war or the  oil fields,'' Ms. Fuller said.  ''The jobs are a good thing. But going after it so frantically and doing so much damage is wrong.'' </w:t>
-        <w:br/>
-        <w:t xml:space="preserve">  The cruel and beautiful landscape here reminds her of her childhood.  She was born into white Rhodesia and came of age during the war for independence by the black majority, who renamed it Zimbabwe. By the age of 6, she said, she had learned how to use an Uzi submachine gun and knew the basics of first aid. She suffered the ordeal of her baby sister drowning, an older brother who died of meningitis and another who died in infancy; she says the cause of death was being born in Africa.</w:t>
-        <w:br/>
-        <w:t xml:space="preserve">  Now she considers herself a messenger who must bear witness to what she sees as the war on the land, with its natural and human casualties. </w:t>
-        <w:br/>
-        <w:t xml:space="preserve">  ''I travel between these worlds. I couldn't leave the oil field behind when I came home to Teton County,'' she said. It has been hard, Ms. Fuller allows, to tell her friends about the other Wyoming. ''I can't talk about my childhood, I can't talk about the war, and its hard to talk about what's going on in the oil field. That's why I wrote the book.'' </w:t>
-        <w:br/>
-        <w:t xml:space="preserve">  Kaylee Bryant, the mother of Colton, the book's subject, is pleased with Ms. Fuller's take on Wyoming and her family. ''She hit it pretty doggone close,'' said Ms. Bryant, who works in a school cafeteria in Evanston. Her husband and surviving son are still roughnecks. ''She even hit Colton's personality close, for never having met him.''</w:t>
-        <w:br/>
-        <w:t xml:space="preserve">  ''Rather than write in the rhetoric of conflict, she's chosen to tell a story of one young man,'' said Terry Tempest Williams, a neighbor of Ms. Fuller in Wilson, who has long written about the West. ''That's much more powerful because it touches our humanity.''</w:t>
-        <w:br/>
-        <w:t xml:space="preserve">  It is critical, Ms. Fuller said, that people know who to blame. ''Teton County has ahuge carbon footprint with heated driveways, roofs and huge houses heated all winter long with no one in them,'' she said. ''I don't see this as something the roughnecks or the oil companies or the administration alone is doing. It's something we're all doing.''</w:t>
+        <w:t>"I was hired because of affirmative action," Mr. Trujillo said over lunch. "If I had applied the year before, I probably would not have gotten in."</w:t>
         <w:br/>
         <w:br/>
         <w:t>http://www.nytimes.com</w:t>
@@ -110,9 +94,7 @@
         <w:br/>
         <w:t xml:space="preserve"> </w:t>
         <w:br/>
-        <w:t>PHOTOS: WARMTH: ''I fell in love with Wyoming because it reminded me of Africa,'' the writer Alexandra Fuller says. ''It's beautiful, but a harsh environment.'' (PHOTOGRAPH BY DAVID J. SWIFT FOR THE NEW YORK TIMES) (pg.F1)</w:t>
-        <w:br/>
-        <w:t xml:space="preserve"> THE TWO WYOMINGS: Skiing near her cabin, Alexandra Fuller, left, revels in the unspoiled Wyoming landscape. But  she worries about the impact of the development of oil fields and gas mines, below. (PHOTOGRAPHS BY DAVID J. SWIFT FOR THE NEW YORK TIMES) (pg.F6)</w:t>
+        <w:t>Photo: Venturing away from the sidelines at the corporate dance, Solomon D. Trujillo is leading U S West into a merger with another telecommunications company, Global Crossing Ltd. (Philip Greenberg for The New York Times)</w:t>
       </w:r>
     </w:p>
     <w:sectPr>

--- a/example_articles/states/Wyoming/2.states_Wyoming_New_York_Times.docx
+++ b/example_articles/states/Wyoming/2.states_Wyoming_New_York_Times.docx
@@ -7,9 +7,9 @@
         <w:pStyle w:val="Heading1"/>
       </w:pPr>
       <w:r>
-        <w:t>PRIVATE SECTOR;</w:t>
+        <w:t>SUNDAY, JANUARY 18, 1998;</w:t>
         <w:br/>
-        <w:t>A Convert to the Cult of the Deal</w:t>
+        <w:t>MY JUNKER, RIGHT OR WRONG</w:t>
       </w:r>
     </w:p>
     <w:p>
@@ -19,17 +19,17 @@
     </w:p>
     <w:p>
       <w:r>
-        <w:t>Date: 1999-05-23</w:t>
+        <w:t>Date: 1998-01-18</w:t>
       </w:r>
     </w:p>
     <w:p>
       <w:r>
-        <w:t>Section: Section 3; ; Section 3; Page 2; Column 4; Money and Business/Financial Desk ; Column 4; ; Biography</w:t>
+        <w:t>Section: Section 6; ; Section 6; Page 9; Column 2; Magazine Desk ; Column 2;</w:t>
       </w:r>
     </w:p>
     <w:p>
       <w:r>
-        <w:t>Source file: NYT/41.DOCX</w:t>
+        <w:t>Source file: NYT/56.361.DOCX</w:t>
       </w:r>
     </w:p>
     <w:p>
@@ -51,50 +51,7 @@
     </w:p>
     <w:p>
       <w:r>
-        <w:t>ON May 10, a week before his company announced a $37 billion merger with Global Crossing Ltd., Solomon D. Trujillo, chairman and chief executive of U S West Inc., used lunch at a midtown Manhattan hotel to emphasize his familiar philosophy on corporate consolidation.</w:t>
-        <w:br/>
-        <w:t>"There are some that believe that bigger is better," he said. "I'm not necessarily a subscriber to that theory. It is helpful, but it is not sufficient."</w:t>
-        <w:br/>
-        <w:t>As telecommunications companies wheeled and dealt their way around him over the last few years, he repeatedly offered U S West investors that explanation for his aloofness. But when Mr. Trujillo, 47, announced his Global Crossing deal last week, he brought a new message, one that seemed borrowed from those rivals: "This merger brings together the first mile, the last mile and everything in between," he said in a news release. "It opens up a new world of advanced communications services to local customers across the globe."</w:t>
-        <w:br/>
-        <w:t>Mr. Trujillo's ability to shift his stance may be his strongest asset as he tries to change U S West, considered the small, slow-growing runt of the Baby Bell local phone family, into a global communications force. But so far his investors have reason to rue his newly aggressive style; both U S West and Global Crossing are down sharply from when news of their talks emerged.</w:t>
-        <w:br/>
-        <w:t>For one thing, as Mr. Trujillo's top lieutenants readily grant, investors are having a tough time figuring out who will be in charge. At least for now, Mr. Trujillo and Robert Annunziata, 50, Global Crossing's chief executive, intend to share the chairman's and chief executive's jobs at their merged company.</w:t>
-        <w:br/>
-        <w:t>"I think there are a lot of people not really understanding why we did this and how it's going to come together," said Joseph R. Zell, president of U S West's data networking unit. "I think they've gotten hung up on the dual-C.E.O. thing."</w:t>
-        <w:br/>
-        <w:t>In other deals, such cohabitation arrangements have often fallen apart soon after the ink was dry.</w:t>
-        <w:br/>
-        <w:t>The records of the two chiefs are sharply distinct. Mr. Annunziata, one of the industry's leading deal makers, built Teleport Communications Group into a major alternative local phone company before selling it to AT&amp;T. Mr. Trujillo, meanwhile, has found himself running a laggard.</w:t>
-        <w:br/>
-        <w:t>Mr. Trujillo himself is anything but a laggard, answering the most challenging questions about himself and his business quickly and crisply, though some executives who have worked with him say his intelligence about his industry is not always matched by a deft managerial touch.</w:t>
-        <w:br/>
-        <w:t>Over the last three years, two executive vice presidents have left U S West, as has the manager of consumer services in the United States. Their departure for new jobs at fast-growing data communications companies may be due in part to the skills they picked up because of Mr. Trujillo's strong focus on the Internet. But other industry executives, like Edward E. Whitacre Jr., the chairman of SBC Communications Inc., appear better able to inspire their employees' zeal.</w:t>
-        <w:br/>
-        <w:t>SBC, in fact, has become one of the best performers among the Bells, while U S West is among the worst. But that gap is closing, and Mr. Trujillo's work ethic, described by Mr. Zell as his "superhuman requirements for minimal sleep," has played a major role.</w:t>
-        <w:br/>
-        <w:t>Along with listing the usual corporate and civic achievements, Mr. Trujillo's official biography has Henry Cisneros, the former Secretary of Housing and Urban Development, calling him "the most important Hispanic in corporate America today."</w:t>
-        <w:br/>
-        <w:t>Mr. Trujillo and his aides readily ascribe his drive to his hardscrabble upbringing by his Mexican-American parents, Solomon and Theresa Trujillo. They moved from New Mexico to Cheyenne, Wyo., where Mr. Trujillo was born, as the elder Solomon followed his work as a laborer with the Union Pacific railroad. The son took his first job at age 8, selling newspapers.</w:t>
-        <w:br/>
-        <w:t>"Later I swept floors in a nickel-and-dime department store," Mr. Trujillo said on Thursday. "Washing dishes, sacking groceries, painted houses, moving furniture, washing dishes in college -- you name a job, I've probably done it."</w:t>
-        <w:br/>
-        <w:t>Alluding to his working-class background, U S West executives like to describe Mr. Trujillo as "not your typical Bell company chairman." In fact, Mr. Trujillo, who began his communications career with Mountain Bell in 1974 as a white-collar business forecaster, had an easier start than some other phone company chiefs. Ivan G. Seidenberg, Bell Atlantic's chairman, and Mr. Whitacre began their careers with activities like splicing wires and hammering fence posts.</w:t>
-        <w:br/>
-        <w:t>But Mr. Trujillo is unique among major communications executives in attributing his first job to affirmative action. In 1973, AT&amp;T, in a settlement with the Equal Employment Opportunity Commission, agreed to hire more members of minority groups. The next year, Mr. Trujillo graduated from the business school at the University of Wyoming, where he had also gone as an undergraduate.</w:t>
-        <w:br/>
-        <w:t>"I was hired because of affirmative action," Mr. Trujillo said over lunch. "If I had applied the year before, I probably would not have gotten in."</w:t>
-        <w:br/>
-        <w:br/>
-        <w:t>http://www.nytimes.com</w:t>
-        <w:br/>
-        <w:br/>
-        <w:t>Graphic</w:t>
-        <w:br/>
-        <w:br/>
-        <w:t xml:space="preserve"> </w:t>
-        <w:br/>
-        <w:t>Photo: Venturing away from the sidelines at the corporate dance, Solomon D. Trujillo is leading U S West into a merger with another telecommunications company, Global Crossing Ltd. (Philip Greenberg for The New York Times)</w:t>
+        <w:t>After the city government of Saratoga, Wyo. -- pop. 2,500 -- passed an ordinance banning junk cars, disgruntled citizens fought back. Invoking a never-used clause in state law, the pro-clunker contingent forced a referendum last month and soundly rejected the beautification attempt, which was seen as a nefarious first step leading to yuppified socialism. "We like as little government as possible," says Mitch Zeiger, a self-proclaimed redneck whose family runs an auto-repair shop on the edge of town. "It may be junk, but it has value if the right person comes by." Christine Wickstrom, a housewife who helped form the opposition, is fond of her 1951 Ford stock truck, rusting behind the garage. "We like this town the way it is," she says. "We're mostly working-class people. Who cares if I have a ratty old truck out back?"</w:t>
       </w:r>
     </w:p>
     <w:sectPr>
